--- a/02_Variablen/Übungen/BesuchDerTante/BesuchDerTante.docx
+++ b/02_Variablen/Übungen/BesuchDerTante/BesuchDerTante.docx
@@ -1,6 +1,6 @@
 
 <file path=word/document.xml><?xml version="1.0" encoding="utf-8"?>
-<w:document xmlns:wpc="http://schemas.microsoft.com/office/word/2010/wordprocessingCanvas" xmlns:mc="http://schemas.openxmlformats.org/markup-compatibility/2006" xmlns:o="urn:schemas-microsoft-com:office:office" xmlns:r="http://schemas.openxmlformats.org/officeDocument/2006/relationships" xmlns:m="http://schemas.openxmlformats.org/officeDocument/2006/math" xmlns:v="urn:schemas-microsoft-com:vml" xmlns:wp14="http://schemas.microsoft.com/office/word/2010/wordprocessingDrawing" xmlns:wp="http://schemas.openxmlformats.org/drawingml/2006/wordprocessingDrawing" xmlns:w10="urn:schemas-microsoft-com:office:word" xmlns:w="http://schemas.openxmlformats.org/wordprocessingml/2006/main" xmlns:w14="http://schemas.microsoft.com/office/word/2010/wordml" xmlns:w15="http://schemas.microsoft.com/office/word/2012/wordml" xmlns:wpg="http://schemas.microsoft.com/office/word/2010/wordprocessingGroup" xmlns:wpi="http://schemas.microsoft.com/office/word/2010/wordprocessingInk" xmlns:wne="http://schemas.microsoft.com/office/word/2006/wordml" xmlns:wps="http://schemas.microsoft.com/office/word/2010/wordprocessingShape" mc:Ignorable="w14 w15 wp14">
+<w:document xmlns:wpc="http://schemas.microsoft.com/office/word/2010/wordprocessingCanvas" xmlns:cx="http://schemas.microsoft.com/office/drawing/2014/chartex" xmlns:cx1="http://schemas.microsoft.com/office/drawing/2015/9/8/chartex" xmlns:cx2="http://schemas.microsoft.com/office/drawing/2015/10/21/chartex" xmlns:cx3="http://schemas.microsoft.com/office/drawing/2016/5/9/chartex" xmlns:cx4="http://schemas.microsoft.com/office/drawing/2016/5/10/chartex" xmlns:cx5="http://schemas.microsoft.com/office/drawing/2016/5/11/chartex" xmlns:cx6="http://schemas.microsoft.com/office/drawing/2016/5/12/chartex" xmlns:cx7="http://schemas.microsoft.com/office/drawing/2016/5/13/chartex" xmlns:cx8="http://schemas.microsoft.com/office/drawing/2016/5/14/chartex" xmlns:mc="http://schemas.openxmlformats.org/markup-compatibility/2006" xmlns:aink="http://schemas.microsoft.com/office/drawing/2016/ink" xmlns:am3d="http://schemas.microsoft.com/office/drawing/2017/model3d" xmlns:o="urn:schemas-microsoft-com:office:office" xmlns:oel="http://schemas.microsoft.com/office/2019/extlst" xmlns:r="http://schemas.openxmlformats.org/officeDocument/2006/relationships" xmlns:m="http://schemas.openxmlformats.org/officeDocument/2006/math" xmlns:v="urn:schemas-microsoft-com:vml" xmlns:wp14="http://schemas.microsoft.com/office/word/2010/wordprocessingDrawing" xmlns:wp="http://schemas.openxmlformats.org/drawingml/2006/wordprocessingDrawing" xmlns:w10="urn:schemas-microsoft-com:office:word" xmlns:w="http://schemas.openxmlformats.org/wordprocessingml/2006/main" xmlns:w14="http://schemas.microsoft.com/office/word/2010/wordml" xmlns:w15="http://schemas.microsoft.com/office/word/2012/wordml" xmlns:w16cex="http://schemas.microsoft.com/office/word/2018/wordml/cex" xmlns:w16cid="http://schemas.microsoft.com/office/word/2016/wordml/cid" xmlns:w16="http://schemas.microsoft.com/office/word/2018/wordml" xmlns:w16du="http://schemas.microsoft.com/office/word/2023/wordml/word16du" xmlns:w16sdtdh="http://schemas.microsoft.com/office/word/2020/wordml/sdtdatahash" xmlns:w16se="http://schemas.microsoft.com/office/word/2015/wordml/symex" xmlns:wpg="http://schemas.microsoft.com/office/word/2010/wordprocessingGroup" xmlns:wpi="http://schemas.microsoft.com/office/word/2010/wordprocessingInk" xmlns:wne="http://schemas.microsoft.com/office/word/2006/wordml" xmlns:wps="http://schemas.microsoft.com/office/word/2010/wordprocessingShape" mc:Ignorable="w14 w15 w16se w16cid w16 w16cex w16sdtdh w16du wp14">
   <w:background w:color="FFFFF0"/>
   <w:body>
     <w:p>
@@ -98,7 +98,7 @@
           <w:lang w:val="de-AT" w:eastAsia="de-AT"/>
         </w:rPr>
         <w:drawing>
-          <wp:anchor distT="0" distB="0" distL="114300" distR="114300" simplePos="0" relativeHeight="251658240" behindDoc="1" locked="0" layoutInCell="1" allowOverlap="1" wp14:anchorId="34C57E33" wp14:editId="17873323">
+          <wp:anchor distT="0" distB="0" distL="114300" distR="114300" simplePos="0" relativeHeight="251658240" behindDoc="1" locked="0" layoutInCell="1" allowOverlap="1" wp14:anchorId="02214D98" wp14:editId="52AA82FB">
             <wp:simplePos x="0" y="0"/>
             <wp:positionH relativeFrom="margin">
               <wp:posOffset>923290</wp:posOffset>
@@ -228,7 +228,7 @@
           <w:lang w:val="de-AT" w:eastAsia="de-AT"/>
         </w:rPr>
         <w:drawing>
-          <wp:inline distT="0" distB="0" distL="0" distR="0" wp14:anchorId="11714EAD" wp14:editId="355DBAF6">
+          <wp:inline distT="0" distB="0" distL="0" distR="0" wp14:anchorId="726FAAF4" wp14:editId="40FE4655">
             <wp:extent cx="4371671" cy="1390650"/>
             <wp:effectExtent l="0" t="0" r="0" b="0"/>
             <wp:docPr id="1" name="Grafik 1"/>
@@ -263,8 +263,6 @@
           </wp:inline>
         </w:drawing>
       </w:r>
-      <w:bookmarkStart w:id="0" w:name="_GoBack"/>
-      <w:bookmarkEnd w:id="0"/>
     </w:p>
     <w:p>
       <w:pPr>
@@ -276,7 +274,7 @@
           <w:lang w:val="de-AT" w:eastAsia="de-AT"/>
         </w:rPr>
         <w:drawing>
-          <wp:inline distT="0" distB="0" distL="0" distR="0" wp14:anchorId="32183953" wp14:editId="39D57817">
+          <wp:inline distT="0" distB="0" distL="0" distR="0" wp14:anchorId="75DCEFBC" wp14:editId="37E5FCBA">
             <wp:extent cx="4381500" cy="1340224"/>
             <wp:effectExtent l="0" t="0" r="0" b="0"/>
             <wp:docPr id="5" name="Grafik 5"/>
@@ -322,7 +320,7 @@
           <w:lang w:val="de-AT" w:eastAsia="de-AT"/>
         </w:rPr>
         <w:drawing>
-          <wp:inline distT="0" distB="0" distL="0" distR="0" wp14:anchorId="3BE75F53" wp14:editId="418CD7CC">
+          <wp:inline distT="0" distB="0" distL="0" distR="0" wp14:anchorId="0D1D481C" wp14:editId="37641A29">
             <wp:extent cx="4381500" cy="1372430"/>
             <wp:effectExtent l="0" t="0" r="0" b="0"/>
             <wp:docPr id="6" name="Grafik 6"/>
@@ -434,7 +432,7 @@
 </file>
 
 <file path=word/endnotes.xml><?xml version="1.0" encoding="utf-8"?>
-<w:endnotes xmlns:wpc="http://schemas.microsoft.com/office/word/2010/wordprocessingCanvas" xmlns:mc="http://schemas.openxmlformats.org/markup-compatibility/2006" xmlns:o="urn:schemas-microsoft-com:office:office" xmlns:r="http://schemas.openxmlformats.org/officeDocument/2006/relationships" xmlns:m="http://schemas.openxmlformats.org/officeDocument/2006/math" xmlns:v="urn:schemas-microsoft-com:vml" xmlns:wp14="http://schemas.microsoft.com/office/word/2010/wordprocessingDrawing" xmlns:wp="http://schemas.openxmlformats.org/drawingml/2006/wordprocessingDrawing" xmlns:w10="urn:schemas-microsoft-com:office:word" xmlns:w="http://schemas.openxmlformats.org/wordprocessingml/2006/main" xmlns:w14="http://schemas.microsoft.com/office/word/2010/wordml" xmlns:w15="http://schemas.microsoft.com/office/word/2012/wordml" xmlns:wpg="http://schemas.microsoft.com/office/word/2010/wordprocessingGroup" xmlns:wpi="http://schemas.microsoft.com/office/word/2010/wordprocessingInk" xmlns:wne="http://schemas.microsoft.com/office/word/2006/wordml" xmlns:wps="http://schemas.microsoft.com/office/word/2010/wordprocessingShape" mc:Ignorable="w14 w15 wp14">
+<w:endnotes xmlns:wpc="http://schemas.microsoft.com/office/word/2010/wordprocessingCanvas" xmlns:cx="http://schemas.microsoft.com/office/drawing/2014/chartex" xmlns:cx1="http://schemas.microsoft.com/office/drawing/2015/9/8/chartex" xmlns:cx2="http://schemas.microsoft.com/office/drawing/2015/10/21/chartex" xmlns:cx3="http://schemas.microsoft.com/office/drawing/2016/5/9/chartex" xmlns:cx4="http://schemas.microsoft.com/office/drawing/2016/5/10/chartex" xmlns:cx5="http://schemas.microsoft.com/office/drawing/2016/5/11/chartex" xmlns:cx6="http://schemas.microsoft.com/office/drawing/2016/5/12/chartex" xmlns:cx7="http://schemas.microsoft.com/office/drawing/2016/5/13/chartex" xmlns:cx8="http://schemas.microsoft.com/office/drawing/2016/5/14/chartex" xmlns:mc="http://schemas.openxmlformats.org/markup-compatibility/2006" xmlns:aink="http://schemas.microsoft.com/office/drawing/2016/ink" xmlns:am3d="http://schemas.microsoft.com/office/drawing/2017/model3d" xmlns:o="urn:schemas-microsoft-com:office:office" xmlns:oel="http://schemas.microsoft.com/office/2019/extlst" xmlns:r="http://schemas.openxmlformats.org/officeDocument/2006/relationships" xmlns:m="http://schemas.openxmlformats.org/officeDocument/2006/math" xmlns:v="urn:schemas-microsoft-com:vml" xmlns:wp14="http://schemas.microsoft.com/office/word/2010/wordprocessingDrawing" xmlns:wp="http://schemas.openxmlformats.org/drawingml/2006/wordprocessingDrawing" xmlns:w10="urn:schemas-microsoft-com:office:word" xmlns:w="http://schemas.openxmlformats.org/wordprocessingml/2006/main" xmlns:w14="http://schemas.microsoft.com/office/word/2010/wordml" xmlns:w15="http://schemas.microsoft.com/office/word/2012/wordml" xmlns:w16cex="http://schemas.microsoft.com/office/word/2018/wordml/cex" xmlns:w16cid="http://schemas.microsoft.com/office/word/2016/wordml/cid" xmlns:w16="http://schemas.microsoft.com/office/word/2018/wordml" xmlns:w16du="http://schemas.microsoft.com/office/word/2023/wordml/word16du" xmlns:w16sdtdh="http://schemas.microsoft.com/office/word/2020/wordml/sdtdatahash" xmlns:w16se="http://schemas.microsoft.com/office/word/2015/wordml/symex" xmlns:wpg="http://schemas.microsoft.com/office/word/2010/wordprocessingGroup" xmlns:wpi="http://schemas.microsoft.com/office/word/2010/wordprocessingInk" xmlns:wne="http://schemas.microsoft.com/office/word/2006/wordml" xmlns:wps="http://schemas.microsoft.com/office/word/2010/wordprocessingShape" mc:Ignorable="w14 w15 w16se w16cid w16 w16cex w16sdtdh w16du wp14">
   <w:endnote w:type="separator" w:id="-1">
     <w:p>
       <w:r>
@@ -455,7 +453,7 @@
 </file>
 
 <file path=word/footnotes.xml><?xml version="1.0" encoding="utf-8"?>
-<w:footnotes xmlns:wpc="http://schemas.microsoft.com/office/word/2010/wordprocessingCanvas" xmlns:mc="http://schemas.openxmlformats.org/markup-compatibility/2006" xmlns:o="urn:schemas-microsoft-com:office:office" xmlns:r="http://schemas.openxmlformats.org/officeDocument/2006/relationships" xmlns:m="http://schemas.openxmlformats.org/officeDocument/2006/math" xmlns:v="urn:schemas-microsoft-com:vml" xmlns:wp14="http://schemas.microsoft.com/office/word/2010/wordprocessingDrawing" xmlns:wp="http://schemas.openxmlformats.org/drawingml/2006/wordprocessingDrawing" xmlns:w10="urn:schemas-microsoft-com:office:word" xmlns:w="http://schemas.openxmlformats.org/wordprocessingml/2006/main" xmlns:w14="http://schemas.microsoft.com/office/word/2010/wordml" xmlns:w15="http://schemas.microsoft.com/office/word/2012/wordml" xmlns:wpg="http://schemas.microsoft.com/office/word/2010/wordprocessingGroup" xmlns:wpi="http://schemas.microsoft.com/office/word/2010/wordprocessingInk" xmlns:wne="http://schemas.microsoft.com/office/word/2006/wordml" xmlns:wps="http://schemas.microsoft.com/office/word/2010/wordprocessingShape" mc:Ignorable="w14 w15 wp14">
+<w:footnotes xmlns:wpc="http://schemas.microsoft.com/office/word/2010/wordprocessingCanvas" xmlns:cx="http://schemas.microsoft.com/office/drawing/2014/chartex" xmlns:cx1="http://schemas.microsoft.com/office/drawing/2015/9/8/chartex" xmlns:cx2="http://schemas.microsoft.com/office/drawing/2015/10/21/chartex" xmlns:cx3="http://schemas.microsoft.com/office/drawing/2016/5/9/chartex" xmlns:cx4="http://schemas.microsoft.com/office/drawing/2016/5/10/chartex" xmlns:cx5="http://schemas.microsoft.com/office/drawing/2016/5/11/chartex" xmlns:cx6="http://schemas.microsoft.com/office/drawing/2016/5/12/chartex" xmlns:cx7="http://schemas.microsoft.com/office/drawing/2016/5/13/chartex" xmlns:cx8="http://schemas.microsoft.com/office/drawing/2016/5/14/chartex" xmlns:mc="http://schemas.openxmlformats.org/markup-compatibility/2006" xmlns:aink="http://schemas.microsoft.com/office/drawing/2016/ink" xmlns:am3d="http://schemas.microsoft.com/office/drawing/2017/model3d" xmlns:o="urn:schemas-microsoft-com:office:office" xmlns:oel="http://schemas.microsoft.com/office/2019/extlst" xmlns:r="http://schemas.openxmlformats.org/officeDocument/2006/relationships" xmlns:m="http://schemas.openxmlformats.org/officeDocument/2006/math" xmlns:v="urn:schemas-microsoft-com:vml" xmlns:wp14="http://schemas.microsoft.com/office/word/2010/wordprocessingDrawing" xmlns:wp="http://schemas.openxmlformats.org/drawingml/2006/wordprocessingDrawing" xmlns:w10="urn:schemas-microsoft-com:office:word" xmlns:w="http://schemas.openxmlformats.org/wordprocessingml/2006/main" xmlns:w14="http://schemas.microsoft.com/office/word/2010/wordml" xmlns:w15="http://schemas.microsoft.com/office/word/2012/wordml" xmlns:w16cex="http://schemas.microsoft.com/office/word/2018/wordml/cex" xmlns:w16cid="http://schemas.microsoft.com/office/word/2016/wordml/cid" xmlns:w16="http://schemas.microsoft.com/office/word/2018/wordml" xmlns:w16du="http://schemas.microsoft.com/office/word/2023/wordml/word16du" xmlns:w16sdtdh="http://schemas.microsoft.com/office/word/2020/wordml/sdtdatahash" xmlns:w16se="http://schemas.microsoft.com/office/word/2015/wordml/symex" xmlns:wpg="http://schemas.microsoft.com/office/word/2010/wordprocessingGroup" xmlns:wpi="http://schemas.microsoft.com/office/word/2010/wordprocessingInk" xmlns:wne="http://schemas.microsoft.com/office/word/2006/wordml" xmlns:wps="http://schemas.microsoft.com/office/word/2010/wordprocessingShape" mc:Ignorable="w14 w15 w16se w16cid w16 w16cex w16sdtdh w16du wp14">
   <w:footnote w:type="separator" w:id="-1">
     <w:p>
       <w:r>
@@ -476,7 +474,7 @@
 </file>
 
 <file path=word/header1.xml><?xml version="1.0" encoding="utf-8"?>
-<w:hdr xmlns:wpc="http://schemas.microsoft.com/office/word/2010/wordprocessingCanvas" xmlns:mc="http://schemas.openxmlformats.org/markup-compatibility/2006" xmlns:o="urn:schemas-microsoft-com:office:office" xmlns:r="http://schemas.openxmlformats.org/officeDocument/2006/relationships" xmlns:m="http://schemas.openxmlformats.org/officeDocument/2006/math" xmlns:v="urn:schemas-microsoft-com:vml" xmlns:wp14="http://schemas.microsoft.com/office/word/2010/wordprocessingDrawing" xmlns:wp="http://schemas.openxmlformats.org/drawingml/2006/wordprocessingDrawing" xmlns:w10="urn:schemas-microsoft-com:office:word" xmlns:w="http://schemas.openxmlformats.org/wordprocessingml/2006/main" xmlns:w14="http://schemas.microsoft.com/office/word/2010/wordml" xmlns:w15="http://schemas.microsoft.com/office/word/2012/wordml" xmlns:wpg="http://schemas.microsoft.com/office/word/2010/wordprocessingGroup" xmlns:wpi="http://schemas.microsoft.com/office/word/2010/wordprocessingInk" xmlns:wne="http://schemas.microsoft.com/office/word/2006/wordml" xmlns:wps="http://schemas.microsoft.com/office/word/2010/wordprocessingShape" mc:Ignorable="w14 w15 wp14">
+<w:hdr xmlns:wpc="http://schemas.microsoft.com/office/word/2010/wordprocessingCanvas" xmlns:cx="http://schemas.microsoft.com/office/drawing/2014/chartex" xmlns:cx1="http://schemas.microsoft.com/office/drawing/2015/9/8/chartex" xmlns:cx2="http://schemas.microsoft.com/office/drawing/2015/10/21/chartex" xmlns:cx3="http://schemas.microsoft.com/office/drawing/2016/5/9/chartex" xmlns:cx4="http://schemas.microsoft.com/office/drawing/2016/5/10/chartex" xmlns:cx5="http://schemas.microsoft.com/office/drawing/2016/5/11/chartex" xmlns:cx6="http://schemas.microsoft.com/office/drawing/2016/5/12/chartex" xmlns:cx7="http://schemas.microsoft.com/office/drawing/2016/5/13/chartex" xmlns:cx8="http://schemas.microsoft.com/office/drawing/2016/5/14/chartex" xmlns:mc="http://schemas.openxmlformats.org/markup-compatibility/2006" xmlns:aink="http://schemas.microsoft.com/office/drawing/2016/ink" xmlns:am3d="http://schemas.microsoft.com/office/drawing/2017/model3d" xmlns:o="urn:schemas-microsoft-com:office:office" xmlns:oel="http://schemas.microsoft.com/office/2019/extlst" xmlns:r="http://schemas.openxmlformats.org/officeDocument/2006/relationships" xmlns:m="http://schemas.openxmlformats.org/officeDocument/2006/math" xmlns:v="urn:schemas-microsoft-com:vml" xmlns:wp14="http://schemas.microsoft.com/office/word/2010/wordprocessingDrawing" xmlns:wp="http://schemas.openxmlformats.org/drawingml/2006/wordprocessingDrawing" xmlns:w10="urn:schemas-microsoft-com:office:word" xmlns:w="http://schemas.openxmlformats.org/wordprocessingml/2006/main" xmlns:w14="http://schemas.microsoft.com/office/word/2010/wordml" xmlns:w15="http://schemas.microsoft.com/office/word/2012/wordml" xmlns:w16cex="http://schemas.microsoft.com/office/word/2018/wordml/cex" xmlns:w16cid="http://schemas.microsoft.com/office/word/2016/wordml/cid" xmlns:w16="http://schemas.microsoft.com/office/word/2018/wordml" xmlns:w16du="http://schemas.microsoft.com/office/word/2023/wordml/word16du" xmlns:w16sdtdh="http://schemas.microsoft.com/office/word/2020/wordml/sdtdatahash" xmlns:w16se="http://schemas.microsoft.com/office/word/2015/wordml/symex" xmlns:wpg="http://schemas.microsoft.com/office/word/2010/wordprocessingGroup" xmlns:wpi="http://schemas.microsoft.com/office/word/2010/wordprocessingInk" xmlns:wne="http://schemas.microsoft.com/office/word/2006/wordml" xmlns:wps="http://schemas.microsoft.com/office/word/2010/wordprocessingShape" mc:Ignorable="w14 w15 w16se w16cid w16 w16cex w16sdtdh w16du wp14">
   <w:p>
     <w:pPr>
       <w:framePr w:w="528" w:wrap="around" w:vAnchor="text" w:hAnchor="page" w:x="10162" w:y="-18"/>
@@ -516,7 +514,7 @@
 </file>
 
 <file path=word/header2.xml><?xml version="1.0" encoding="utf-8"?>
-<w:hdr xmlns:wpc="http://schemas.microsoft.com/office/word/2010/wordprocessingCanvas" xmlns:mc="http://schemas.openxmlformats.org/markup-compatibility/2006" xmlns:o="urn:schemas-microsoft-com:office:office" xmlns:r="http://schemas.openxmlformats.org/officeDocument/2006/relationships" xmlns:m="http://schemas.openxmlformats.org/officeDocument/2006/math" xmlns:v="urn:schemas-microsoft-com:vml" xmlns:wp14="http://schemas.microsoft.com/office/word/2010/wordprocessingDrawing" xmlns:wp="http://schemas.openxmlformats.org/drawingml/2006/wordprocessingDrawing" xmlns:w10="urn:schemas-microsoft-com:office:word" xmlns:w="http://schemas.openxmlformats.org/wordprocessingml/2006/main" xmlns:w14="http://schemas.microsoft.com/office/word/2010/wordml" xmlns:w15="http://schemas.microsoft.com/office/word/2012/wordml" xmlns:wpg="http://schemas.microsoft.com/office/word/2010/wordprocessingGroup" xmlns:wpi="http://schemas.microsoft.com/office/word/2010/wordprocessingInk" xmlns:wne="http://schemas.microsoft.com/office/word/2006/wordml" xmlns:wps="http://schemas.microsoft.com/office/word/2010/wordprocessingShape" mc:Ignorable="w14 w15 wp14">
+<w:hdr xmlns:wpc="http://schemas.microsoft.com/office/word/2010/wordprocessingCanvas" xmlns:cx="http://schemas.microsoft.com/office/drawing/2014/chartex" xmlns:cx1="http://schemas.microsoft.com/office/drawing/2015/9/8/chartex" xmlns:cx2="http://schemas.microsoft.com/office/drawing/2015/10/21/chartex" xmlns:cx3="http://schemas.microsoft.com/office/drawing/2016/5/9/chartex" xmlns:cx4="http://schemas.microsoft.com/office/drawing/2016/5/10/chartex" xmlns:cx5="http://schemas.microsoft.com/office/drawing/2016/5/11/chartex" xmlns:cx6="http://schemas.microsoft.com/office/drawing/2016/5/12/chartex" xmlns:cx7="http://schemas.microsoft.com/office/drawing/2016/5/13/chartex" xmlns:cx8="http://schemas.microsoft.com/office/drawing/2016/5/14/chartex" xmlns:mc="http://schemas.openxmlformats.org/markup-compatibility/2006" xmlns:aink="http://schemas.microsoft.com/office/drawing/2016/ink" xmlns:am3d="http://schemas.microsoft.com/office/drawing/2017/model3d" xmlns:o="urn:schemas-microsoft-com:office:office" xmlns:oel="http://schemas.microsoft.com/office/2019/extlst" xmlns:r="http://schemas.openxmlformats.org/officeDocument/2006/relationships" xmlns:m="http://schemas.openxmlformats.org/officeDocument/2006/math" xmlns:v="urn:schemas-microsoft-com:vml" xmlns:wp14="http://schemas.microsoft.com/office/word/2010/wordprocessingDrawing" xmlns:wp="http://schemas.openxmlformats.org/drawingml/2006/wordprocessingDrawing" xmlns:w10="urn:schemas-microsoft-com:office:word" xmlns:w="http://schemas.openxmlformats.org/wordprocessingml/2006/main" xmlns:w14="http://schemas.microsoft.com/office/word/2010/wordml" xmlns:w15="http://schemas.microsoft.com/office/word/2012/wordml" xmlns:w16cex="http://schemas.microsoft.com/office/word/2018/wordml/cex" xmlns:w16cid="http://schemas.microsoft.com/office/word/2016/wordml/cid" xmlns:w16="http://schemas.microsoft.com/office/word/2018/wordml" xmlns:w16du="http://schemas.microsoft.com/office/word/2023/wordml/word16du" xmlns:w16sdtdh="http://schemas.microsoft.com/office/word/2020/wordml/sdtdatahash" xmlns:w16se="http://schemas.microsoft.com/office/word/2015/wordml/symex" xmlns:wpg="http://schemas.microsoft.com/office/word/2010/wordprocessingGroup" xmlns:wpi="http://schemas.microsoft.com/office/word/2010/wordprocessingInk" xmlns:wne="http://schemas.microsoft.com/office/word/2006/wordml" xmlns:wps="http://schemas.microsoft.com/office/word/2010/wordprocessingShape" mc:Ignorable="w14 w15 w16se w16cid w16 w16cex w16sdtdh w16du wp14">
   <w:p>
     <w:pPr>
       <w:framePr w:w="528" w:wrap="around" w:vAnchor="text" w:hAnchor="page" w:x="10162" w:y="1"/>
@@ -547,44 +545,29 @@
         <w:bottom w:val="single" w:sz="4" w:space="1" w:color="auto"/>
       </w:pBdr>
     </w:pPr>
-    <w:r>
-      <w:fldChar w:fldCharType="begin"/>
-    </w:r>
-    <w:r>
-      <w:instrText xml:space="preserve"> STYLEREF  "Überschrift 2"  \* MERGEFORMAT </w:instrText>
-    </w:r>
-    <w:r>
-      <w:fldChar w:fldCharType="separate"/>
-    </w:r>
-    <w:r>
-      <w:rPr>
-        <w:b/>
-        <w:bCs/>
-        <w:noProof/>
-      </w:rPr>
-      <w:t>Lehrziele</w:t>
-    </w:r>
-    <w:r>
-      <w:rPr>
-        <w:noProof/>
-      </w:rPr>
-      <w:t>:</w:t>
-    </w:r>
-    <w:r>
-      <w:rPr>
-        <w:b/>
-        <w:bCs/>
-        <w:noProof/>
-      </w:rPr>
-      <w:fldChar w:fldCharType="end"/>
-    </w:r>
+    <w:fldSimple w:instr=" STYLEREF  &quot;Überschrift 2&quot;  \* MERGEFORMAT ">
+      <w:r>
+        <w:rPr>
+          <w:b/>
+          <w:bCs/>
+          <w:noProof/>
+        </w:rPr>
+        <w:t>Lehrziele</w:t>
+      </w:r>
+      <w:r>
+        <w:rPr>
+          <w:noProof/>
+        </w:rPr>
+        <w:t>:</w:t>
+      </w:r>
+    </w:fldSimple>
   </w:p>
   <w:p/>
 </w:hdr>
 </file>
 
 <file path=word/numbering.xml><?xml version="1.0" encoding="utf-8"?>
-<w:numbering xmlns:wpc="http://schemas.microsoft.com/office/word/2010/wordprocessingCanvas" xmlns:mc="http://schemas.openxmlformats.org/markup-compatibility/2006" xmlns:o="urn:schemas-microsoft-com:office:office" xmlns:r="http://schemas.openxmlformats.org/officeDocument/2006/relationships" xmlns:m="http://schemas.openxmlformats.org/officeDocument/2006/math" xmlns:v="urn:schemas-microsoft-com:vml" xmlns:wp14="http://schemas.microsoft.com/office/word/2010/wordprocessingDrawing" xmlns:wp="http://schemas.openxmlformats.org/drawingml/2006/wordprocessingDrawing" xmlns:w10="urn:schemas-microsoft-com:office:word" xmlns:w="http://schemas.openxmlformats.org/wordprocessingml/2006/main" xmlns:w14="http://schemas.microsoft.com/office/word/2010/wordml" xmlns:w15="http://schemas.microsoft.com/office/word/2012/wordml" xmlns:wpg="http://schemas.microsoft.com/office/word/2010/wordprocessingGroup" xmlns:wpi="http://schemas.microsoft.com/office/word/2010/wordprocessingInk" xmlns:wne="http://schemas.microsoft.com/office/word/2006/wordml" xmlns:wps="http://schemas.microsoft.com/office/word/2010/wordprocessingShape" mc:Ignorable="w14 w15 wp14">
+<w:numbering xmlns:wpc="http://schemas.microsoft.com/office/word/2010/wordprocessingCanvas" xmlns:cx="http://schemas.microsoft.com/office/drawing/2014/chartex" xmlns:cx1="http://schemas.microsoft.com/office/drawing/2015/9/8/chartex" xmlns:cx2="http://schemas.microsoft.com/office/drawing/2015/10/21/chartex" xmlns:cx3="http://schemas.microsoft.com/office/drawing/2016/5/9/chartex" xmlns:cx4="http://schemas.microsoft.com/office/drawing/2016/5/10/chartex" xmlns:cx5="http://schemas.microsoft.com/office/drawing/2016/5/11/chartex" xmlns:cx6="http://schemas.microsoft.com/office/drawing/2016/5/12/chartex" xmlns:cx7="http://schemas.microsoft.com/office/drawing/2016/5/13/chartex" xmlns:cx8="http://schemas.microsoft.com/office/drawing/2016/5/14/chartex" xmlns:mc="http://schemas.openxmlformats.org/markup-compatibility/2006" xmlns:aink="http://schemas.microsoft.com/office/drawing/2016/ink" xmlns:am3d="http://schemas.microsoft.com/office/drawing/2017/model3d" xmlns:o="urn:schemas-microsoft-com:office:office" xmlns:oel="http://schemas.microsoft.com/office/2019/extlst" xmlns:r="http://schemas.openxmlformats.org/officeDocument/2006/relationships" xmlns:m="http://schemas.openxmlformats.org/officeDocument/2006/math" xmlns:v="urn:schemas-microsoft-com:vml" xmlns:wp14="http://schemas.microsoft.com/office/word/2010/wordprocessingDrawing" xmlns:wp="http://schemas.openxmlformats.org/drawingml/2006/wordprocessingDrawing" xmlns:w10="urn:schemas-microsoft-com:office:word" xmlns:w="http://schemas.openxmlformats.org/wordprocessingml/2006/main" xmlns:w14="http://schemas.microsoft.com/office/word/2010/wordml" xmlns:w15="http://schemas.microsoft.com/office/word/2012/wordml" xmlns:w16cex="http://schemas.microsoft.com/office/word/2018/wordml/cex" xmlns:w16cid="http://schemas.microsoft.com/office/word/2016/wordml/cid" xmlns:w16="http://schemas.microsoft.com/office/word/2018/wordml" xmlns:w16du="http://schemas.microsoft.com/office/word/2023/wordml/word16du" xmlns:w16sdtdh="http://schemas.microsoft.com/office/word/2020/wordml/sdtdatahash" xmlns:w16se="http://schemas.microsoft.com/office/word/2015/wordml/symex" xmlns:wpg="http://schemas.microsoft.com/office/word/2010/wordprocessingGroup" xmlns:wpi="http://schemas.microsoft.com/office/word/2010/wordprocessingInk" xmlns:wne="http://schemas.microsoft.com/office/word/2006/wordml" xmlns:wps="http://schemas.microsoft.com/office/word/2010/wordprocessingShape" mc:Ignorable="w14 w15 w16se w16cid w16 w16cex w16sdtdh w16du wp14">
   <w:abstractNum w:abstractNumId="0" w15:restartNumberingAfterBreak="0">
     <w:nsid w:val="FFFFFF7C"/>
     <w:multiLevelType w:val="singleLevel"/>
@@ -1997,70 +1980,70 @@
       </w:rPr>
     </w:lvl>
   </w:abstractNum>
-  <w:num w:numId="1">
+  <w:num w:numId="1" w16cid:durableId="2088069465">
     <w:abstractNumId w:val="15"/>
   </w:num>
-  <w:num w:numId="2">
+  <w:num w:numId="2" w16cid:durableId="859008031">
     <w:abstractNumId w:val="10"/>
   </w:num>
-  <w:num w:numId="3">
+  <w:num w:numId="3" w16cid:durableId="1650787954">
     <w:abstractNumId w:val="12"/>
   </w:num>
-  <w:num w:numId="4">
+  <w:num w:numId="4" w16cid:durableId="1110124874">
     <w:abstractNumId w:val="13"/>
   </w:num>
-  <w:num w:numId="5">
+  <w:num w:numId="5" w16cid:durableId="468985337">
     <w:abstractNumId w:val="13"/>
   </w:num>
-  <w:num w:numId="6">
+  <w:num w:numId="6" w16cid:durableId="1622105836">
     <w:abstractNumId w:val="9"/>
   </w:num>
-  <w:num w:numId="7">
+  <w:num w:numId="7" w16cid:durableId="433483369">
     <w:abstractNumId w:val="7"/>
   </w:num>
-  <w:num w:numId="8">
+  <w:num w:numId="8" w16cid:durableId="793904764">
     <w:abstractNumId w:val="6"/>
   </w:num>
-  <w:num w:numId="9">
+  <w:num w:numId="9" w16cid:durableId="2033335167">
     <w:abstractNumId w:val="5"/>
   </w:num>
-  <w:num w:numId="10">
+  <w:num w:numId="10" w16cid:durableId="1250850036">
     <w:abstractNumId w:val="4"/>
   </w:num>
-  <w:num w:numId="11">
+  <w:num w:numId="11" w16cid:durableId="2146239650">
     <w:abstractNumId w:val="8"/>
   </w:num>
-  <w:num w:numId="12">
+  <w:num w:numId="12" w16cid:durableId="1927418794">
     <w:abstractNumId w:val="3"/>
   </w:num>
-  <w:num w:numId="13">
+  <w:num w:numId="13" w16cid:durableId="2066249002">
     <w:abstractNumId w:val="2"/>
   </w:num>
-  <w:num w:numId="14">
+  <w:num w:numId="14" w16cid:durableId="563758915">
     <w:abstractNumId w:val="1"/>
   </w:num>
-  <w:num w:numId="15">
+  <w:num w:numId="15" w16cid:durableId="1942881067">
     <w:abstractNumId w:val="0"/>
   </w:num>
-  <w:num w:numId="16">
+  <w:num w:numId="16" w16cid:durableId="10576055">
     <w:abstractNumId w:val="14"/>
   </w:num>
-  <w:num w:numId="17">
+  <w:num w:numId="17" w16cid:durableId="1359502670">
     <w:abstractNumId w:val="16"/>
   </w:num>
-  <w:num w:numId="18">
+  <w:num w:numId="18" w16cid:durableId="1878811692">
     <w:abstractNumId w:val="18"/>
   </w:num>
-  <w:num w:numId="19">
+  <w:num w:numId="19" w16cid:durableId="2029283588">
     <w:abstractNumId w:val="11"/>
   </w:num>
-  <w:num w:numId="20">
+  <w:num w:numId="20" w16cid:durableId="2080253007">
     <w:abstractNumId w:val="17"/>
   </w:num>
-  <w:num w:numId="21">
+  <w:num w:numId="21" w16cid:durableId="1825390949">
     <w:abstractNumId w:val="13"/>
   </w:num>
-  <w:num w:numId="22">
+  <w:num w:numId="22" w16cid:durableId="1479760915">
     <w:abstractNumId w:val="13"/>
   </w:num>
   <w:numIdMacAtCleanup w:val="5"/>
@@ -2068,7 +2051,7 @@
 </file>
 
 <file path=word/styles.xml><?xml version="1.0" encoding="utf-8"?>
-<w:styles xmlns:mc="http://schemas.openxmlformats.org/markup-compatibility/2006" xmlns:r="http://schemas.openxmlformats.org/officeDocument/2006/relationships" xmlns:w="http://schemas.openxmlformats.org/wordprocessingml/2006/main" xmlns:w14="http://schemas.microsoft.com/office/word/2010/wordml" xmlns:w15="http://schemas.microsoft.com/office/word/2012/wordml" mc:Ignorable="w14 w15">
+<w:styles xmlns:mc="http://schemas.openxmlformats.org/markup-compatibility/2006" xmlns:r="http://schemas.openxmlformats.org/officeDocument/2006/relationships" xmlns:w="http://schemas.openxmlformats.org/wordprocessingml/2006/main" xmlns:w14="http://schemas.microsoft.com/office/word/2010/wordml" xmlns:w15="http://schemas.microsoft.com/office/word/2012/wordml" xmlns:w16cex="http://schemas.microsoft.com/office/word/2018/wordml/cex" xmlns:w16cid="http://schemas.microsoft.com/office/word/2016/wordml/cid" xmlns:w16="http://schemas.microsoft.com/office/word/2018/wordml" xmlns:w16du="http://schemas.microsoft.com/office/word/2023/wordml/word16du" xmlns:w16sdtdh="http://schemas.microsoft.com/office/word/2020/wordml/sdtdatahash" xmlns:w16se="http://schemas.microsoft.com/office/word/2015/wordml/symex" mc:Ignorable="w14 w15 w16se w16cid w16 w16cex w16sdtdh w16du">
   <w:docDefaults>
     <w:rPrDefault>
       <w:rPr>
@@ -2078,7 +2061,7 @@
     </w:rPrDefault>
     <w:pPrDefault/>
   </w:docDefaults>
-  <w:latentStyles w:defLockedState="0" w:defUIPriority="0" w:defSemiHidden="0" w:defUnhideWhenUsed="0" w:defQFormat="0" w:count="371">
+  <w:latentStyles w:defLockedState="0" w:defUIPriority="0" w:defSemiHidden="0" w:defUnhideWhenUsed="0" w:defQFormat="0" w:count="376">
     <w:lsdException w:name="Normal" w:qFormat="1"/>
     <w:lsdException w:name="heading 1" w:qFormat="1"/>
     <w:lsdException w:name="heading 2" w:qFormat="1"/>
@@ -2353,6 +2336,11 @@
     <w:lsdException w:name="List Table 5 Dark Accent 6" w:uiPriority="50"/>
     <w:lsdException w:name="List Table 6 Colorful Accent 6" w:uiPriority="51"/>
     <w:lsdException w:name="List Table 7 Colorful Accent 6" w:uiPriority="52"/>
+    <w:lsdException w:name="Mention" w:semiHidden="1" w:uiPriority="99" w:unhideWhenUsed="1"/>
+    <w:lsdException w:name="Smart Hyperlink" w:semiHidden="1" w:uiPriority="99" w:unhideWhenUsed="1"/>
+    <w:lsdException w:name="Hashtag" w:semiHidden="1" w:uiPriority="99" w:unhideWhenUsed="1"/>
+    <w:lsdException w:name="Unresolved Mention" w:semiHidden="1" w:uiPriority="99" w:unhideWhenUsed="1"/>
+    <w:lsdException w:name="Smart Link" w:semiHidden="1" w:uiPriority="99" w:unhideWhenUsed="1"/>
   </w:latentStyles>
   <w:style w:type="paragraph" w:default="1" w:styleId="Standard">
     <w:name w:val="Normal"/>
@@ -2943,7 +2931,7 @@
       <w:szCs w:val="20"/>
     </w:rPr>
   </w:style>
-  <w:style w:type="character" w:styleId="BesuchterHyperlink">
+  <w:style w:type="character" w:styleId="BesuchterLink">
     <w:name w:val="FollowedHyperlink"/>
     <w:rsid w:val="00AD3292"/>
     <w:rPr>
